--- a/analysis/Anxiety Habitual x SA or RE/summery_anxiety_habitual_sa_or_re.docx
+++ b/analysis/Anxiety Habitual x SA or RE/summery_anxiety_habitual_sa_or_re.docx
@@ -152,13 +152,29 @@
           <w:rFonts w:hint="eastAsia"/>
           <w:lang w:eastAsia="zh-CN"/>
         </w:rPr>
-        <w:t>其他的求助方案，比如治疗师，都是会睡觉、会没办法给及时的回应的，但是</w:t>
-      </w:r>
+        <w:t>其他的求助方案，比如治疗师，都是会睡觉、会没办法</w:t>
+      </w:r>
+      <w:proofErr w:type="gramStart"/>
       <w:r>
         <w:rPr>
           <w:rFonts w:hint="eastAsia"/>
           <w:lang w:eastAsia="zh-CN"/>
         </w:rPr>
+        <w:t>给及时</w:t>
+      </w:r>
+      <w:proofErr w:type="gramEnd"/>
+      <w:r>
+        <w:rPr>
+          <w:rFonts w:hint="eastAsia"/>
+          <w:lang w:eastAsia="zh-CN"/>
+        </w:rPr>
+        <w:t>的回应的，但是</w:t>
+      </w:r>
+      <w:r>
+        <w:rPr>
+          <w:rFonts w:hint="eastAsia"/>
+          <w:lang w:eastAsia="zh-CN"/>
+        </w:rPr>
         <w:t>AI</w:t>
       </w:r>
       <w:r>
@@ -355,33 +371,1489 @@
     <w:p>
       <w:pPr>
         <w:rPr>
+          <w:lang w:eastAsia="zh-CN"/>
+        </w:rPr>
+      </w:pPr>
+      <w:r>
+        <w:rPr>
+          <w:lang w:eastAsia="zh-CN"/>
+        </w:rPr>
+        <w:t>四篇把焦虑认知归给一个独立行动者</w:t>
+      </w:r>
+      <w:r>
+        <w:rPr>
           <w:rFonts w:hint="eastAsia"/>
           <w:lang w:eastAsia="zh-CN"/>
         </w:rPr>
-      </w:pPr>
-      <w:r>
-        <w:rPr>
-          <w:lang w:eastAsia="zh-CN"/>
-        </w:rPr>
-        <w:t>四篇把焦虑认知归给一个独立行动者</w:t>
-      </w:r>
+        <w:t>，而</w:t>
+      </w:r>
+      <w:r>
+        <w:rPr>
+          <w:lang w:eastAsia="zh-CN"/>
+        </w:rPr>
+        <w:t>说话人是受事者</w:t>
+      </w:r>
+    </w:p>
+    <w:p>
+      <w:pPr>
+        <w:rPr>
+          <w:lang w:eastAsia="zh-CN"/>
+        </w:rPr>
+      </w:pPr>
+    </w:p>
+    <w:p>
+      <w:pPr>
+        <w:pStyle w:val="1"/>
+        <w:rPr>
+          <w:lang w:eastAsia="zh-CN"/>
+        </w:rPr>
+      </w:pPr>
+      <w:r>
+        <w:rPr>
+          <w:lang w:eastAsia="zh-CN"/>
+        </w:rPr>
+        <w:t>同质性评价</w:t>
+      </w:r>
+    </w:p>
+    <w:p>
+      <w:pPr>
+        <w:pStyle w:val="2"/>
+        <w:rPr>
+          <w:lang w:eastAsia="zh-CN"/>
+        </w:rPr>
+      </w:pPr>
       <w:r>
         <w:rPr>
           <w:rFonts w:hint="eastAsia"/>
           <w:lang w:eastAsia="zh-CN"/>
         </w:rPr>
-        <w:t>，而</w:t>
-      </w:r>
-      <w:r>
-        <w:rPr>
-          <w:lang w:eastAsia="zh-CN"/>
-        </w:rPr>
-        <w:t>说话人是受事者</w:t>
-      </w:r>
-    </w:p>
-    <w:p>
-      <w:pPr>
-        <w:rPr>
+        <w:t>是否同质</w:t>
+      </w:r>
+    </w:p>
+    <w:p>
+      <w:pPr>
+        <w:rPr>
+          <w:lang w:eastAsia="zh-CN"/>
+        </w:rPr>
+      </w:pPr>
+      <w:r>
+        <w:rPr>
+          <w:b/>
+          <w:bCs/>
+          <w:lang w:eastAsia="zh-CN"/>
+        </w:rPr>
+        <w:t>同质。</w:t>
+      </w:r>
+    </w:p>
+    <w:p>
+      <w:pPr>
+        <w:rPr>
+          <w:lang w:eastAsia="zh-CN"/>
+        </w:rPr>
+      </w:pPr>
+      <w:r>
+        <w:rPr>
+          <w:lang w:eastAsia="zh-CN"/>
+        </w:rPr>
+        <w:t>原因：</w:t>
+      </w:r>
+      <w:r>
+        <w:rPr>
+          <w:lang w:eastAsia="zh-CN"/>
+        </w:rPr>
+        <w:t xml:space="preserve">1. </w:t>
+      </w:r>
+      <w:r>
+        <w:rPr>
+          <w:lang w:eastAsia="zh-CN"/>
+        </w:rPr>
+        <w:t>有共同的话语动作，共享话语资源和主体位置；</w:t>
+      </w:r>
+      <w:r>
+        <w:rPr>
+          <w:lang w:eastAsia="zh-CN"/>
+        </w:rPr>
+        <w:t xml:space="preserve">2. </w:t>
+      </w:r>
+      <w:r>
+        <w:rPr>
+          <w:lang w:eastAsia="zh-CN"/>
+        </w:rPr>
+        <w:t>共同的叙事结构</w:t>
+      </w:r>
+      <w:r>
+        <w:rPr>
+          <w:lang w:eastAsia="zh-CN"/>
+        </w:rPr>
+        <w:t>——</w:t>
+      </w:r>
+      <w:r>
+        <w:rPr>
+          <w:lang w:eastAsia="zh-CN"/>
+        </w:rPr>
+        <w:t>焦虑驱动的搜索</w:t>
+      </w:r>
+      <w:r>
+        <w:rPr>
+          <w:lang w:eastAsia="zh-CN"/>
+        </w:rPr>
+        <w:t xml:space="preserve">/reassurance </w:t>
+      </w:r>
+      <w:r>
+        <w:rPr>
+          <w:lang w:eastAsia="zh-CN"/>
+        </w:rPr>
+        <w:t>循环。</w:t>
+      </w:r>
+    </w:p>
+    <w:p>
+      <w:pPr>
+        <w:rPr>
+          <w:b/>
+          <w:bCs/>
+          <w:lang w:eastAsia="zh-CN"/>
+        </w:rPr>
+      </w:pPr>
+      <w:r>
+        <w:rPr>
+          <w:rStyle w:val="2Char"/>
+          <w:lang w:eastAsia="zh-CN"/>
+        </w:rPr>
+        <w:t>是否区别于其他社区</w:t>
+      </w:r>
+    </w:p>
+    <w:p>
+      <w:pPr>
+        <w:rPr>
+          <w:lang w:eastAsia="zh-CN"/>
+        </w:rPr>
+      </w:pPr>
+      <w:r>
+        <w:rPr>
+          <w:b/>
+          <w:bCs/>
+          <w:lang w:eastAsia="zh-CN"/>
+        </w:rPr>
+        <w:t>是。</w:t>
+      </w:r>
+      <w:r>
+        <w:rPr>
+          <w:lang w:eastAsia="zh-CN"/>
+        </w:rPr>
+        <w:t xml:space="preserve"> </w:t>
+      </w:r>
+      <w:r>
+        <w:rPr>
+          <w:lang w:eastAsia="zh-CN"/>
+        </w:rPr>
+        <w:t>焦虑驱动的</w:t>
+      </w:r>
+      <w:r>
+        <w:rPr>
+          <w:lang w:eastAsia="zh-CN"/>
+        </w:rPr>
+        <w:t xml:space="preserve"> reassurance </w:t>
+      </w:r>
+      <w:r>
+        <w:rPr>
+          <w:lang w:eastAsia="zh-CN"/>
+        </w:rPr>
+        <w:t>循环叙事几乎只出现在</w:t>
+      </w:r>
+      <w:r>
+        <w:rPr>
+          <w:lang w:eastAsia="zh-CN"/>
+        </w:rPr>
+        <w:t xml:space="preserve"> r/Anxiety</w:t>
+      </w:r>
+      <w:r>
+        <w:rPr>
+          <w:lang w:eastAsia="zh-CN"/>
+        </w:rPr>
+        <w:t>（及少量</w:t>
+      </w:r>
+      <w:r>
+        <w:rPr>
+          <w:lang w:eastAsia="zh-CN"/>
+        </w:rPr>
+        <w:t xml:space="preserve"> r/</w:t>
+      </w:r>
+      <w:proofErr w:type="spellStart"/>
+      <w:r>
+        <w:rPr>
+          <w:lang w:eastAsia="zh-CN"/>
+        </w:rPr>
+        <w:t>mentalhealth</w:t>
+      </w:r>
+      <w:proofErr w:type="spellEnd"/>
+      <w:r>
+        <w:rPr>
+          <w:lang w:eastAsia="zh-CN"/>
+        </w:rPr>
+        <w:t>），其他社区的</w:t>
+      </w:r>
+      <w:r>
+        <w:rPr>
+          <w:lang w:eastAsia="zh-CN"/>
+        </w:rPr>
+        <w:t xml:space="preserve"> AI </w:t>
+      </w:r>
+      <w:r>
+        <w:rPr>
+          <w:lang w:eastAsia="zh-CN"/>
+        </w:rPr>
+        <w:t>使用帖子不围绕</w:t>
+      </w:r>
+      <w:r>
+        <w:rPr>
+          <w:lang w:eastAsia="zh-CN"/>
+        </w:rPr>
+        <w:t>"</w:t>
+      </w:r>
+      <w:r>
+        <w:rPr>
+          <w:lang w:eastAsia="zh-CN"/>
+        </w:rPr>
+        <w:t>停不下来搜索</w:t>
+      </w:r>
+      <w:r>
+        <w:rPr>
+          <w:lang w:eastAsia="zh-CN"/>
+        </w:rPr>
+        <w:t>"</w:t>
+      </w:r>
+      <w:r>
+        <w:rPr>
+          <w:lang w:eastAsia="zh-CN"/>
+        </w:rPr>
+        <w:t>这个核心展开。</w:t>
+      </w:r>
+    </w:p>
+    <w:p>
+      <w:pPr>
+        <w:rPr>
+          <w:b/>
+          <w:bCs/>
+          <w:lang w:eastAsia="zh-CN"/>
+        </w:rPr>
+      </w:pPr>
+      <w:r>
+        <w:rPr>
+          <w:rStyle w:val="2Char"/>
+          <w:lang w:eastAsia="zh-CN"/>
+        </w:rPr>
+        <w:t>是否通过</w:t>
+      </w:r>
+      <w:r>
+        <w:rPr>
+          <w:rStyle w:val="2Char"/>
+          <w:lang w:eastAsia="zh-CN"/>
+        </w:rPr>
+        <w:t xml:space="preserve"> sampling </w:t>
+      </w:r>
+      <w:r>
+        <w:rPr>
+          <w:rStyle w:val="2Char"/>
+          <w:lang w:eastAsia="zh-CN"/>
+        </w:rPr>
+        <w:t>审查</w:t>
+      </w:r>
+    </w:p>
+    <w:p>
+      <w:pPr>
+        <w:rPr>
+          <w:lang w:eastAsia="zh-CN"/>
+        </w:rPr>
+      </w:pPr>
+      <w:r>
+        <w:rPr>
+          <w:b/>
+          <w:bCs/>
+          <w:lang w:eastAsia="zh-CN"/>
+        </w:rPr>
+        <w:t>通过。</w:t>
+      </w:r>
+      <w:r>
+        <w:rPr>
+          <w:lang w:eastAsia="zh-CN"/>
+        </w:rPr>
+        <w:t xml:space="preserve"> </w:t>
+      </w:r>
+      <w:r>
+        <w:rPr>
+          <w:lang w:eastAsia="zh-CN"/>
+        </w:rPr>
+        <w:t>单元内部围绕同一个核心</w:t>
+      </w:r>
+      <w:r>
+        <w:rPr>
+          <w:lang w:eastAsia="zh-CN"/>
+        </w:rPr>
+        <w:t xml:space="preserve"> dilemma </w:t>
+      </w:r>
+      <w:r>
+        <w:rPr>
+          <w:lang w:eastAsia="zh-CN"/>
+        </w:rPr>
+        <w:t>展开（知道搜索有害但停不下来），内部差异</w:t>
+      </w:r>
+      <w:proofErr w:type="gramStart"/>
+      <w:r>
+        <w:rPr>
+          <w:lang w:eastAsia="zh-CN"/>
+        </w:rPr>
+        <w:t>围绕帖主对</w:t>
+      </w:r>
+      <w:proofErr w:type="gramEnd"/>
+      <w:r>
+        <w:rPr>
+          <w:lang w:eastAsia="zh-CN"/>
+        </w:rPr>
+        <w:t>这个循环的不同阶段和态度：正在循环中（第一、三、四帖）</w:t>
+      </w:r>
+      <w:r>
+        <w:rPr>
+          <w:lang w:eastAsia="zh-CN"/>
+        </w:rPr>
+        <w:t xml:space="preserve">vs. </w:t>
+      </w:r>
+      <w:r>
+        <w:rPr>
+          <w:lang w:eastAsia="zh-CN"/>
+        </w:rPr>
+        <w:t>声称循环带来了好处（第二、五帖）。该组合捕捉到的变异是围绕同一轴心的旋转，而非各帖漂移。</w:t>
+      </w:r>
+    </w:p>
+    <w:p>
+      <w:pPr>
+        <w:pStyle w:val="1"/>
+        <w:rPr>
+          <w:rFonts w:hint="eastAsia"/>
+          <w:lang w:eastAsia="zh-CN"/>
+        </w:rPr>
+      </w:pPr>
+      <w:r>
+        <w:rPr>
+          <w:lang w:eastAsia="zh-CN"/>
+        </w:rPr>
+        <w:lastRenderedPageBreak/>
+        <w:t>五帖共性</w:t>
+      </w:r>
+    </w:p>
+    <w:p>
+      <w:pPr>
+        <w:pStyle w:val="2"/>
+        <w:rPr>
+          <w:lang w:eastAsia="zh-CN"/>
+        </w:rPr>
+      </w:pPr>
+      <w:r>
+        <w:rPr>
+          <w:lang w:eastAsia="zh-CN"/>
+        </w:rPr>
+        <w:t xml:space="preserve">1. </w:t>
+      </w:r>
+      <w:r>
+        <w:rPr>
+          <w:lang w:eastAsia="zh-CN"/>
+        </w:rPr>
+        <w:t>身体</w:t>
+      </w:r>
+      <w:r>
+        <w:rPr>
+          <w:lang w:eastAsia="zh-CN"/>
+        </w:rPr>
+        <w:t xml:space="preserve">/mind </w:t>
+      </w:r>
+      <w:r>
+        <w:rPr>
+          <w:lang w:eastAsia="zh-CN"/>
+        </w:rPr>
+        <w:t>从主体分离，焦虑和身体反应是施动者</w:t>
+      </w:r>
+    </w:p>
+    <w:p>
+      <w:pPr>
+        <w:rPr>
+          <w:lang w:eastAsia="zh-CN"/>
+        </w:rPr>
+      </w:pPr>
+      <w:r>
+        <w:rPr>
+          <w:lang w:eastAsia="zh-CN"/>
+        </w:rPr>
+        <w:t>五帖共享一个一致的结构：</w:t>
+      </w:r>
+      <w:proofErr w:type="gramStart"/>
+      <w:r>
+        <w:rPr>
+          <w:lang w:eastAsia="zh-CN"/>
+        </w:rPr>
+        <w:t>帖主的</w:t>
+      </w:r>
+      <w:proofErr w:type="gramEnd"/>
+      <w:r>
+        <w:rPr>
+          <w:lang w:eastAsia="zh-CN"/>
+        </w:rPr>
+        <w:t xml:space="preserve"> mind </w:t>
+      </w:r>
+      <w:r>
+        <w:rPr>
+          <w:lang w:eastAsia="zh-CN"/>
+        </w:rPr>
+        <w:t>和身体成为独立的</w:t>
+      </w:r>
+      <w:r>
+        <w:rPr>
+          <w:lang w:eastAsia="zh-CN"/>
+        </w:rPr>
+        <w:t xml:space="preserve"> agent</w:t>
+      </w:r>
+      <w:r>
+        <w:rPr>
+          <w:lang w:eastAsia="zh-CN"/>
+        </w:rPr>
+        <w:t>，</w:t>
+      </w:r>
+      <w:proofErr w:type="gramStart"/>
+      <w:r>
+        <w:rPr>
+          <w:lang w:eastAsia="zh-CN"/>
+        </w:rPr>
+        <w:t>帖主本人</w:t>
+      </w:r>
+      <w:proofErr w:type="gramEnd"/>
+      <w:r>
+        <w:rPr>
+          <w:lang w:eastAsia="zh-CN"/>
+        </w:rPr>
+        <w:t>成为</w:t>
+      </w:r>
+      <w:r>
+        <w:rPr>
+          <w:lang w:eastAsia="zh-CN"/>
+        </w:rPr>
+        <w:t xml:space="preserve"> subject</w:t>
+      </w:r>
+      <w:r>
+        <w:rPr>
+          <w:lang w:eastAsia="zh-CN"/>
+        </w:rPr>
+        <w:t xml:space="preserve"> </w:t>
+      </w:r>
+    </w:p>
+    <w:p>
+      <w:pPr>
+        <w:pStyle w:val="2"/>
+        <w:rPr>
+          <w:lang w:eastAsia="zh-CN"/>
+        </w:rPr>
+      </w:pPr>
+      <w:r>
+        <w:rPr>
+          <w:lang w:eastAsia="zh-CN"/>
+        </w:rPr>
+        <w:t xml:space="preserve">2. </w:t>
+      </w:r>
+      <w:r>
+        <w:rPr>
+          <w:lang w:eastAsia="zh-CN"/>
+        </w:rPr>
+        <w:t>搜索</w:t>
+      </w:r>
+      <w:r>
+        <w:rPr>
+          <w:lang w:eastAsia="zh-CN"/>
+        </w:rPr>
+        <w:t xml:space="preserve">/reassurance </w:t>
+      </w:r>
+      <w:r>
+        <w:rPr>
+          <w:lang w:eastAsia="zh-CN"/>
+        </w:rPr>
+        <w:t>行为被构建为不可抗拒的冲动，不是主动选择</w:t>
+      </w:r>
+    </w:p>
+    <w:p>
+      <w:pPr>
+        <w:pStyle w:val="2"/>
+        <w:rPr>
+          <w:lang w:eastAsia="zh-CN"/>
+        </w:rPr>
+      </w:pPr>
+      <w:r>
+        <w:rPr>
+          <w:lang w:eastAsia="zh-CN"/>
+        </w:rPr>
+        <w:t xml:space="preserve">3. </w:t>
+      </w:r>
+      <w:r>
+        <w:rPr>
+          <w:lang w:eastAsia="zh-CN"/>
+        </w:rPr>
+        <w:t>关于</w:t>
+      </w:r>
+      <w:r>
+        <w:rPr>
+          <w:lang w:eastAsia="zh-CN"/>
+        </w:rPr>
+        <w:t xml:space="preserve"> AI </w:t>
+      </w:r>
+      <w:r>
+        <w:rPr>
+          <w:lang w:eastAsia="zh-CN"/>
+        </w:rPr>
+        <w:t>的话语必须一致伴随</w:t>
+      </w:r>
+      <w:r>
+        <w:rPr>
+          <w:lang w:eastAsia="zh-CN"/>
+        </w:rPr>
+        <w:t xml:space="preserve"> disclaimer</w:t>
+      </w:r>
+    </w:p>
+    <w:p>
+      <w:pPr>
+        <w:rPr>
+          <w:lang w:eastAsia="zh-CN"/>
+        </w:rPr>
+      </w:pPr>
+      <w:proofErr w:type="gramStart"/>
+      <w:r>
+        <w:rPr>
+          <w:lang w:eastAsia="zh-CN"/>
+        </w:rPr>
+        <w:t>不管帖主对</w:t>
+      </w:r>
+      <w:proofErr w:type="gramEnd"/>
+      <w:r>
+        <w:rPr>
+          <w:lang w:eastAsia="zh-CN"/>
+        </w:rPr>
+        <w:t xml:space="preserve"> AI </w:t>
+      </w:r>
+      <w:r>
+        <w:rPr>
+          <w:lang w:eastAsia="zh-CN"/>
+        </w:rPr>
+        <w:t>的态度是正面还是负面，</w:t>
+      </w:r>
+      <w:r>
+        <w:rPr>
+          <w:lang w:eastAsia="zh-CN"/>
+        </w:rPr>
+        <w:t xml:space="preserve">AI </w:t>
+      </w:r>
+      <w:r>
+        <w:rPr>
+          <w:lang w:eastAsia="zh-CN"/>
+        </w:rPr>
+        <w:t>的提及都附带了某种</w:t>
+      </w:r>
+      <w:r>
+        <w:rPr>
+          <w:lang w:eastAsia="zh-CN"/>
+        </w:rPr>
+        <w:t xml:space="preserve"> disclaimer </w:t>
+      </w:r>
+      <w:r>
+        <w:rPr>
+          <w:lang w:eastAsia="zh-CN"/>
+        </w:rPr>
+        <w:t>或风险管理：</w:t>
+      </w:r>
+    </w:p>
+    <w:p>
+      <w:pPr>
+        <w:numPr>
+          <w:ilvl w:val="0"/>
+          <w:numId w:val="4"/>
+        </w:numPr>
+        <w:rPr>
+          <w:lang w:eastAsia="zh-CN"/>
+        </w:rPr>
+      </w:pPr>
+      <w:r>
+        <w:rPr>
+          <w:lang w:eastAsia="zh-CN"/>
+        </w:rPr>
+        <w:t>正面帖子：</w:t>
+      </w:r>
+      <w:r>
+        <w:rPr>
+          <w:lang w:eastAsia="zh-CN"/>
+        </w:rPr>
+        <w:t>"It probably won't work for everyone, but"</w:t>
+      </w:r>
+      <w:r>
+        <w:rPr>
+          <w:lang w:eastAsia="zh-CN"/>
+        </w:rPr>
+        <w:t>、</w:t>
+      </w:r>
+      <w:r>
+        <w:rPr>
+          <w:lang w:eastAsia="zh-CN"/>
+        </w:rPr>
+        <w:t>"I know AI isn't a substitute for therapy"</w:t>
+      </w:r>
+      <w:r>
+        <w:rPr>
+          <w:lang w:eastAsia="zh-CN"/>
+        </w:rPr>
+        <w:t>、</w:t>
+      </w:r>
+      <w:r>
+        <w:rPr>
+          <w:lang w:eastAsia="zh-CN"/>
+        </w:rPr>
+        <w:t>"Even if it's not a real person"</w:t>
+      </w:r>
+    </w:p>
+    <w:p>
+      <w:pPr>
+        <w:numPr>
+          <w:ilvl w:val="0"/>
+          <w:numId w:val="4"/>
+        </w:numPr>
+        <w:rPr>
+          <w:lang w:eastAsia="zh-CN"/>
+        </w:rPr>
+      </w:pPr>
+      <w:r>
+        <w:rPr>
+          <w:lang w:eastAsia="zh-CN"/>
+        </w:rPr>
+        <w:t>负面帖子：</w:t>
+      </w:r>
+      <w:r>
+        <w:rPr>
+          <w:lang w:eastAsia="zh-CN"/>
+        </w:rPr>
+        <w:t>"I'm trying to avoid things like ChatGPT and Google for reassurance because it's something I'm working on in CBT"</w:t>
+      </w:r>
+    </w:p>
+    <w:p>
+      <w:pPr>
+        <w:numPr>
+          <w:ilvl w:val="0"/>
+          <w:numId w:val="4"/>
+        </w:numPr>
+        <w:rPr>
+          <w:lang w:eastAsia="zh-CN"/>
+        </w:rPr>
+      </w:pPr>
+      <w:r>
+        <w:rPr>
+          <w:lang w:eastAsia="zh-CN"/>
+        </w:rPr>
+        <w:t>中性帖子：</w:t>
+      </w:r>
+      <w:r>
+        <w:rPr>
+          <w:lang w:eastAsia="zh-CN"/>
+        </w:rPr>
+        <w:t>"Feeling a bit crazy"——</w:t>
+      </w:r>
+      <w:r>
+        <w:rPr>
+          <w:lang w:eastAsia="zh-CN"/>
+        </w:rPr>
+        <w:t>对使用</w:t>
+      </w:r>
+      <w:r>
+        <w:rPr>
+          <w:lang w:eastAsia="zh-CN"/>
+        </w:rPr>
+        <w:t xml:space="preserve"> AI </w:t>
+      </w:r>
+      <w:r>
+        <w:rPr>
+          <w:lang w:eastAsia="zh-CN"/>
+        </w:rPr>
+        <w:t>寻求道德确认这件事本身感到暴露和羞耻</w:t>
+      </w:r>
+    </w:p>
+    <w:p>
+      <w:pPr>
+        <w:pStyle w:val="2"/>
+        <w:rPr>
+          <w:lang w:eastAsia="zh-CN"/>
+        </w:rPr>
+      </w:pPr>
+      <w:r>
+        <w:rPr>
+          <w:lang w:eastAsia="zh-CN"/>
+        </w:rPr>
+        <w:t xml:space="preserve">4. </w:t>
+      </w:r>
+      <w:r>
+        <w:rPr>
+          <w:lang w:eastAsia="zh-CN"/>
+        </w:rPr>
+        <w:t>对</w:t>
+      </w:r>
+      <w:r>
+        <w:rPr>
+          <w:lang w:eastAsia="zh-CN"/>
+        </w:rPr>
+        <w:t xml:space="preserve"> AI </w:t>
+      </w:r>
+      <w:r>
+        <w:rPr>
+          <w:lang w:eastAsia="zh-CN"/>
+        </w:rPr>
+        <w:t>的好处使用被动态</w:t>
+      </w:r>
+      <w:r>
+        <w:rPr>
+          <w:lang w:eastAsia="zh-CN"/>
+        </w:rPr>
+        <w:t>/</w:t>
+      </w:r>
+      <w:r>
+        <w:rPr>
+          <w:lang w:eastAsia="zh-CN"/>
+        </w:rPr>
+        <w:t>受力结构，对自己的主动性只出现在</w:t>
+      </w:r>
+      <w:r>
+        <w:rPr>
+          <w:lang w:eastAsia="zh-CN"/>
+        </w:rPr>
+        <w:t>"</w:t>
+      </w:r>
+      <w:r>
+        <w:rPr>
+          <w:lang w:eastAsia="zh-CN"/>
+        </w:rPr>
+        <w:t>尝试停止</w:t>
+      </w:r>
+      <w:r>
+        <w:rPr>
+          <w:lang w:eastAsia="zh-CN"/>
+        </w:rPr>
+        <w:t>"</w:t>
+      </w:r>
+      <w:r>
+        <w:rPr>
+          <w:lang w:eastAsia="zh-CN"/>
+        </w:rPr>
+        <w:t>和</w:t>
+      </w:r>
+      <w:r>
+        <w:rPr>
+          <w:lang w:eastAsia="zh-CN"/>
+        </w:rPr>
+        <w:t>"</w:t>
+      </w:r>
+      <w:r>
+        <w:rPr>
+          <w:lang w:eastAsia="zh-CN"/>
+        </w:rPr>
+        <w:t>尝试避免</w:t>
+      </w:r>
+      <w:r>
+        <w:rPr>
+          <w:lang w:eastAsia="zh-CN"/>
+        </w:rPr>
+        <w:t>"</w:t>
+      </w:r>
+      <w:r>
+        <w:rPr>
+          <w:lang w:eastAsia="zh-CN"/>
+        </w:rPr>
+        <w:t>上</w:t>
+      </w:r>
+    </w:p>
+    <w:p>
+      <w:pPr>
+        <w:numPr>
+          <w:ilvl w:val="0"/>
+          <w:numId w:val="5"/>
+        </w:numPr>
+        <w:rPr>
+          <w:lang w:eastAsia="zh-CN"/>
+        </w:rPr>
+      </w:pPr>
+      <w:r>
+        <w:rPr>
+          <w:lang w:eastAsia="zh-CN"/>
+        </w:rPr>
+        <w:t xml:space="preserve">AI </w:t>
+      </w:r>
+      <w:r>
+        <w:rPr>
+          <w:lang w:eastAsia="zh-CN"/>
+        </w:rPr>
+        <w:t>的好处：</w:t>
+      </w:r>
+      <w:proofErr w:type="gramStart"/>
+      <w:r>
+        <w:rPr>
+          <w:lang w:eastAsia="zh-CN"/>
+        </w:rPr>
+        <w:t>帖主是</w:t>
+      </w:r>
+      <w:proofErr w:type="gramEnd"/>
+      <w:r>
+        <w:rPr>
+          <w:lang w:eastAsia="zh-CN"/>
+        </w:rPr>
+        <w:t>受力者</w:t>
+      </w:r>
+      <w:r>
+        <w:rPr>
+          <w:lang w:eastAsia="zh-CN"/>
+        </w:rPr>
+        <w:t>——"it hits me with something like.</w:t>
+      </w:r>
+      <w:proofErr w:type="gramStart"/>
+      <w:r>
+        <w:rPr>
+          <w:lang w:eastAsia="zh-CN"/>
+        </w:rPr>
+        <w:t>..</w:t>
+      </w:r>
+      <w:proofErr w:type="gramEnd"/>
+      <w:r>
+        <w:rPr>
+          <w:lang w:eastAsia="zh-CN"/>
+        </w:rPr>
+        <w:t>"</w:t>
+      </w:r>
+      <w:r>
+        <w:rPr>
+          <w:lang w:eastAsia="zh-CN"/>
+        </w:rPr>
+        <w:t>、</w:t>
+      </w:r>
+      <w:r>
+        <w:rPr>
+          <w:lang w:eastAsia="zh-CN"/>
+        </w:rPr>
+        <w:t>"it makes it feel so much more real"</w:t>
+      </w:r>
+      <w:r>
+        <w:rPr>
+          <w:lang w:eastAsia="zh-CN"/>
+        </w:rPr>
+        <w:t>、</w:t>
+      </w:r>
+      <w:r>
+        <w:rPr>
+          <w:lang w:eastAsia="zh-CN"/>
+        </w:rPr>
+        <w:t>"I feel reassured"</w:t>
+      </w:r>
+      <w:r>
+        <w:rPr>
+          <w:lang w:eastAsia="zh-CN"/>
+        </w:rPr>
+        <w:t>、</w:t>
+      </w:r>
+      <w:r>
+        <w:rPr>
+          <w:lang w:eastAsia="zh-CN"/>
+        </w:rPr>
+        <w:t>"gave me lots of reassurance"</w:t>
+      </w:r>
+    </w:p>
+    <w:p>
+      <w:pPr>
+        <w:numPr>
+          <w:ilvl w:val="0"/>
+          <w:numId w:val="5"/>
+        </w:numPr>
+        <w:rPr>
+          <w:lang w:eastAsia="zh-CN"/>
+        </w:rPr>
+      </w:pPr>
+      <w:proofErr w:type="gramStart"/>
+      <w:r>
+        <w:rPr>
+          <w:lang w:eastAsia="zh-CN"/>
+        </w:rPr>
+        <w:t>帖主的</w:t>
+      </w:r>
+      <w:proofErr w:type="gramEnd"/>
+      <w:r>
+        <w:rPr>
+          <w:lang w:eastAsia="zh-CN"/>
+        </w:rPr>
+        <w:t>主动性只出现在两个方向：试图停止（</w:t>
+      </w:r>
+      <w:r>
+        <w:rPr>
+          <w:lang w:eastAsia="zh-CN"/>
+        </w:rPr>
+        <w:t>"I'm trying to avoid"</w:t>
+      </w:r>
+      <w:r>
+        <w:rPr>
+          <w:lang w:eastAsia="zh-CN"/>
+        </w:rPr>
+        <w:t>）和试图求助（</w:t>
+      </w:r>
+      <w:r>
+        <w:rPr>
+          <w:lang w:eastAsia="zh-CN"/>
+        </w:rPr>
+        <w:t>"I booked an appointment"</w:t>
+      </w:r>
+      <w:r>
+        <w:rPr>
+          <w:lang w:eastAsia="zh-CN"/>
+        </w:rPr>
+        <w:t>）</w:t>
+      </w:r>
+      <w:r>
+        <w:rPr>
+          <w:lang w:eastAsia="zh-CN"/>
+        </w:rPr>
+        <w:t>——</w:t>
+      </w:r>
+      <w:r>
+        <w:rPr>
+          <w:lang w:eastAsia="zh-CN"/>
+        </w:rPr>
+        <w:t>主动性要么指向抵抗循环，要么指向寻找正式帮助，从不指向</w:t>
+      </w:r>
+      <w:r>
+        <w:rPr>
+          <w:lang w:eastAsia="zh-CN"/>
+        </w:rPr>
+        <w:t>"</w:t>
+      </w:r>
+      <w:r>
+        <w:rPr>
+          <w:lang w:eastAsia="zh-CN"/>
+        </w:rPr>
+        <w:t>我选择了</w:t>
+      </w:r>
+      <w:r>
+        <w:rPr>
+          <w:lang w:eastAsia="zh-CN"/>
+        </w:rPr>
+        <w:t xml:space="preserve"> AI"</w:t>
+      </w:r>
+    </w:p>
+    <w:p>
+      <w:pPr>
+        <w:pStyle w:val="1"/>
+        <w:rPr>
+          <w:lang w:eastAsia="zh-CN"/>
+        </w:rPr>
+      </w:pPr>
+      <w:r>
+        <w:rPr>
+          <w:lang w:eastAsia="zh-CN"/>
+        </w:rPr>
+        <w:t>话语资源</w:t>
+      </w:r>
+    </w:p>
+    <w:p>
+      <w:pPr>
+        <w:numPr>
+          <w:ilvl w:val="0"/>
+          <w:numId w:val="6"/>
+        </w:numPr>
+        <w:rPr>
+          <w:lang w:eastAsia="zh-CN"/>
+        </w:rPr>
+      </w:pPr>
+      <w:r>
+        <w:rPr>
+          <w:b/>
+          <w:bCs/>
+          <w:lang w:eastAsia="zh-CN"/>
+        </w:rPr>
+        <w:t>一个理性的人应该能停止已知有害的行为</w:t>
+      </w:r>
+      <w:r>
+        <w:rPr>
+          <w:lang w:eastAsia="zh-CN"/>
+        </w:rPr>
+        <w:t>——</w:t>
+      </w:r>
+      <w:r>
+        <w:rPr>
+          <w:lang w:eastAsia="zh-CN"/>
+        </w:rPr>
+        <w:t>核心规范。</w:t>
+      </w:r>
+      <w:proofErr w:type="gramStart"/>
+      <w:r>
+        <w:rPr>
+          <w:lang w:eastAsia="zh-CN"/>
+        </w:rPr>
+        <w:t>帖</w:t>
+      </w:r>
+      <w:proofErr w:type="gramEnd"/>
+      <w:r>
+        <w:rPr>
+          <w:lang w:eastAsia="zh-CN"/>
+        </w:rPr>
+        <w:t>主面对的</w:t>
+      </w:r>
+      <w:r>
+        <w:rPr>
+          <w:lang w:eastAsia="zh-CN"/>
+        </w:rPr>
+        <w:t xml:space="preserve"> dilemma </w:t>
+      </w:r>
+      <w:r>
+        <w:rPr>
+          <w:lang w:eastAsia="zh-CN"/>
+        </w:rPr>
+        <w:t>是：搜索</w:t>
+      </w:r>
+      <w:r>
+        <w:rPr>
+          <w:lang w:eastAsia="zh-CN"/>
+        </w:rPr>
+        <w:t xml:space="preserve">/reassurance </w:t>
+      </w:r>
+      <w:r>
+        <w:rPr>
+          <w:lang w:eastAsia="zh-CN"/>
+        </w:rPr>
+        <w:t>行为被自己和</w:t>
+      </w:r>
+      <w:r>
+        <w:rPr>
+          <w:lang w:eastAsia="zh-CN"/>
+        </w:rPr>
+        <w:t xml:space="preserve"> CBT </w:t>
+      </w:r>
+      <w:r>
+        <w:rPr>
+          <w:lang w:eastAsia="zh-CN"/>
+        </w:rPr>
+        <w:t>框架都识别为有害，但冲动被构建为不可抗拒的。应对策略是将搜索行为的驱动力外推到身体</w:t>
+      </w:r>
+      <w:r>
+        <w:rPr>
+          <w:lang w:eastAsia="zh-CN"/>
+        </w:rPr>
+        <w:t>/mind/</w:t>
+      </w:r>
+      <w:r>
+        <w:rPr>
+          <w:lang w:eastAsia="zh-CN"/>
+        </w:rPr>
+        <w:t>焦虑本身，</w:t>
+      </w:r>
+      <w:proofErr w:type="gramStart"/>
+      <w:r>
+        <w:rPr>
+          <w:lang w:eastAsia="zh-CN"/>
+        </w:rPr>
+        <w:t>帖主认领</w:t>
+      </w:r>
+      <w:proofErr w:type="gramEnd"/>
+      <w:r>
+        <w:rPr>
+          <w:lang w:eastAsia="zh-CN"/>
+        </w:rPr>
+        <w:t>的只是</w:t>
+      </w:r>
+      <w:r>
+        <w:rPr>
+          <w:lang w:eastAsia="zh-CN"/>
+        </w:rPr>
+        <w:t>"</w:t>
+      </w:r>
+      <w:r>
+        <w:rPr>
+          <w:lang w:eastAsia="zh-CN"/>
+        </w:rPr>
+        <w:t>发现自己在做</w:t>
+      </w:r>
+      <w:r>
+        <w:rPr>
+          <w:lang w:eastAsia="zh-CN"/>
+        </w:rPr>
+        <w:t>"</w:t>
+      </w:r>
+      <w:r>
+        <w:rPr>
+          <w:lang w:eastAsia="zh-CN"/>
+        </w:rPr>
+        <w:t>而非</w:t>
+      </w:r>
+      <w:r>
+        <w:rPr>
+          <w:lang w:eastAsia="zh-CN"/>
+        </w:rPr>
+        <w:t>"</w:t>
+      </w:r>
+      <w:r>
+        <w:rPr>
+          <w:lang w:eastAsia="zh-CN"/>
+        </w:rPr>
+        <w:t>选择去做</w:t>
+      </w:r>
+      <w:r>
+        <w:rPr>
+          <w:lang w:eastAsia="zh-CN"/>
+        </w:rPr>
+        <w:t>"</w:t>
+      </w:r>
+    </w:p>
+    <w:p>
+      <w:pPr>
+        <w:numPr>
+          <w:ilvl w:val="0"/>
+          <w:numId w:val="6"/>
+        </w:numPr>
+        <w:rPr>
+          <w:lang w:eastAsia="zh-CN"/>
+        </w:rPr>
+      </w:pPr>
+      <w:r>
+        <w:rPr>
+          <w:b/>
+          <w:bCs/>
+          <w:lang w:eastAsia="zh-CN"/>
+        </w:rPr>
+        <w:t>个人应该通过正常渠道对自己的健康负责</w:t>
+      </w:r>
+      <w:r>
+        <w:rPr>
+          <w:lang w:eastAsia="zh-CN"/>
+        </w:rPr>
+        <w:t xml:space="preserve">——ChatGPT </w:t>
+      </w:r>
+      <w:r>
+        <w:rPr>
+          <w:lang w:eastAsia="zh-CN"/>
+        </w:rPr>
+        <w:t>和</w:t>
+      </w:r>
+      <w:r>
+        <w:rPr>
+          <w:lang w:eastAsia="zh-CN"/>
+        </w:rPr>
+        <w:t xml:space="preserve"> Google </w:t>
+      </w:r>
+      <w:r>
+        <w:rPr>
+          <w:lang w:eastAsia="zh-CN"/>
+        </w:rPr>
+        <w:t>被归入同一类需要避免的渠道（第四</w:t>
+      </w:r>
+      <w:proofErr w:type="gramStart"/>
+      <w:r>
+        <w:rPr>
+          <w:lang w:eastAsia="zh-CN"/>
+        </w:rPr>
+        <w:t>帖</w:t>
+      </w:r>
+      <w:proofErr w:type="gramEnd"/>
+      <w:r>
+        <w:rPr>
+          <w:lang w:eastAsia="zh-CN"/>
+        </w:rPr>
+        <w:t>明确并列），而</w:t>
+      </w:r>
+      <w:r>
+        <w:rPr>
+          <w:lang w:eastAsia="zh-CN"/>
+        </w:rPr>
+        <w:t xml:space="preserve"> CBT/</w:t>
+      </w:r>
+      <w:r>
+        <w:rPr>
+          <w:lang w:eastAsia="zh-CN"/>
+        </w:rPr>
+        <w:t>精神科医生被归入正当渠道</w:t>
+      </w:r>
+    </w:p>
+    <w:p>
+      <w:pPr>
+        <w:numPr>
+          <w:ilvl w:val="0"/>
+          <w:numId w:val="6"/>
+        </w:numPr>
+        <w:rPr>
+          <w:lang w:eastAsia="zh-CN"/>
+        </w:rPr>
+      </w:pPr>
+      <w:r>
+        <w:rPr>
+          <w:b/>
+          <w:bCs/>
+          <w:lang w:eastAsia="zh-CN"/>
+        </w:rPr>
+        <w:t>痛苦需要资格认证</w:t>
+      </w:r>
+      <w:r>
+        <w:rPr>
+          <w:lang w:eastAsia="zh-CN"/>
+        </w:rPr>
+        <w:t>——</w:t>
+      </w:r>
+      <w:r>
+        <w:rPr>
+          <w:lang w:eastAsia="zh-CN"/>
+        </w:rPr>
+        <w:t>通过</w:t>
+      </w:r>
+      <w:r>
+        <w:rPr>
+          <w:lang w:eastAsia="zh-CN"/>
+        </w:rPr>
+        <w:t xml:space="preserve"> script formulation</w:t>
+      </w:r>
+      <w:r>
+        <w:rPr>
+          <w:lang w:eastAsia="zh-CN"/>
+        </w:rPr>
+        <w:t>（</w:t>
+      </w:r>
+      <w:r>
+        <w:rPr>
+          <w:lang w:eastAsia="zh-CN"/>
+        </w:rPr>
+        <w:t>"over the past 2-3 months"</w:t>
+      </w:r>
+      <w:r>
+        <w:rPr>
+          <w:lang w:eastAsia="zh-CN"/>
+        </w:rPr>
+        <w:t>、</w:t>
+      </w:r>
+      <w:r>
+        <w:rPr>
+          <w:lang w:eastAsia="zh-CN"/>
+        </w:rPr>
+        <w:t>"since childhood"</w:t>
+      </w:r>
+      <w:r>
+        <w:rPr>
+          <w:lang w:eastAsia="zh-CN"/>
+        </w:rPr>
+        <w:t>）和</w:t>
+      </w:r>
+      <w:r>
+        <w:rPr>
+          <w:lang w:eastAsia="zh-CN"/>
+        </w:rPr>
+        <w:t xml:space="preserve"> disclaimer</w:t>
+      </w:r>
+      <w:r>
+        <w:rPr>
+          <w:lang w:eastAsia="zh-CN"/>
+        </w:rPr>
+        <w:t>（</w:t>
+      </w:r>
+      <w:r>
+        <w:rPr>
+          <w:lang w:eastAsia="zh-CN"/>
+        </w:rPr>
+        <w:t>"I've been through anxiety before, but this time it feels different"</w:t>
+      </w:r>
+      <w:r>
+        <w:rPr>
+          <w:lang w:eastAsia="zh-CN"/>
+        </w:rPr>
+        <w:t>）将当前状况与</w:t>
+      </w:r>
+      <w:r>
+        <w:rPr>
+          <w:lang w:eastAsia="zh-CN"/>
+        </w:rPr>
+        <w:t>"</w:t>
+      </w:r>
+      <w:r>
+        <w:rPr>
+          <w:lang w:eastAsia="zh-CN"/>
+        </w:rPr>
+        <w:t>普通焦虑</w:t>
+      </w:r>
+      <w:r>
+        <w:rPr>
+          <w:lang w:eastAsia="zh-CN"/>
+        </w:rPr>
+        <w:t>"</w:t>
+      </w:r>
+      <w:r>
+        <w:rPr>
+          <w:lang w:eastAsia="zh-CN"/>
+        </w:rPr>
+        <w:t>区分开</w:t>
+      </w:r>
+    </w:p>
+    <w:p>
+      <w:pPr>
+        <w:pStyle w:val="1"/>
+        <w:rPr>
+          <w:lang w:eastAsia="zh-CN"/>
+        </w:rPr>
+      </w:pPr>
+      <w:r>
+        <w:rPr>
+          <w:lang w:eastAsia="zh-CN"/>
+        </w:rPr>
+        <w:t>主体位</w:t>
+      </w:r>
+      <w:r>
+        <w:rPr>
+          <w:rFonts w:ascii="Batang" w:eastAsia="Batang" w:hAnsi="Batang" w:cs="Batang" w:hint="eastAsia"/>
+          <w:lang w:eastAsia="zh-CN"/>
+        </w:rPr>
+        <w:t>置</w:t>
+      </w:r>
+    </w:p>
+    <w:p>
+      <w:proofErr w:type="spellStart"/>
+      <w:r>
+        <w:rPr>
+          <w:b/>
+          <w:bCs/>
+        </w:rPr>
+        <w:t>被循环困住的抵抗者</w:t>
+      </w:r>
+      <w:proofErr w:type="spellEnd"/>
+      <w:r>
+        <w:t>——</w:t>
+      </w:r>
+      <w:proofErr w:type="spellStart"/>
+      <w:r>
+        <w:t>帖主不是在为搜索行为辩护（那是前三帖</w:t>
+      </w:r>
+      <w:r>
+        <w:t>"</w:t>
+      </w:r>
+      <w:r>
+        <w:t>失控的知情者</w:t>
+      </w:r>
+      <w:r>
+        <w:t>"</w:t>
+      </w:r>
+      <w:r>
+        <w:t>的位置</w:t>
+      </w:r>
+      <w:proofErr w:type="spellEnd"/>
+      <w:r>
+        <w:t>），</w:t>
+      </w:r>
+      <w:proofErr w:type="spellStart"/>
+      <w:r>
+        <w:t>也不是在认领搜索行为的因果责任（那是</w:t>
+      </w:r>
+      <w:proofErr w:type="spellEnd"/>
+      <w:r>
+        <w:t xml:space="preserve"> Episodic × SA </w:t>
+      </w:r>
+      <w:r>
+        <w:t>组拆分行动责任</w:t>
+      </w:r>
+      <w:r>
+        <w:t>/</w:t>
+      </w:r>
+      <w:r>
+        <w:t>因果责任的操作）。这组帖主做的事</w:t>
+      </w:r>
+      <w:r>
+        <w:lastRenderedPageBreak/>
+        <w:t>情是：将搜索行为重新归类为症状的一部分</w:t>
+      </w:r>
+      <w:r>
+        <w:t>——</w:t>
+      </w:r>
+      <w:r>
+        <w:t>不是</w:t>
+      </w:r>
+      <w:r>
+        <w:t>"</w:t>
+      </w:r>
+      <w:r>
+        <w:t>我在做一件不该做的事</w:t>
+      </w:r>
+      <w:r>
+        <w:t>"</w:t>
+      </w:r>
+      <w:r>
+        <w:t>，而是</w:t>
+      </w:r>
+      <w:r>
+        <w:t>"</w:t>
+      </w:r>
+      <w:r>
+        <w:t>这件事正在发生在我身上</w:t>
+      </w:r>
+      <w:r>
+        <w:t>"</w:t>
+      </w:r>
+      <w:r>
+        <w:t>。主动性只保留在</w:t>
+      </w:r>
+      <w:r>
+        <w:t>"</w:t>
+      </w:r>
+      <w:r>
+        <w:t>试图停止</w:t>
+      </w:r>
+      <w:r>
+        <w:t>"</w:t>
+      </w:r>
+      <w:r>
+        <w:t>和</w:t>
+      </w:r>
+      <w:r>
+        <w:t>"</w:t>
+      </w:r>
+      <w:r>
+        <w:t>寻求正式帮助</w:t>
+      </w:r>
+      <w:r>
+        <w:t>"</w:t>
+      </w:r>
+      <w:r>
+        <w:t>这两个方向上，搜索本身被从行动范畴移入被动承受范畴。第二帖和第五帖是例外</w:t>
+      </w:r>
+      <w:r>
+        <w:t>——</w:t>
+      </w:r>
+      <w:r>
+        <w:t>它们声称</w:t>
+      </w:r>
+      <w:r>
+        <w:t xml:space="preserve"> AI </w:t>
+      </w:r>
+      <w:proofErr w:type="spellStart"/>
+      <w:r>
+        <w:t>有益，但即便如此，好处的呈现也使用被动态</w:t>
+      </w:r>
+      <w:proofErr w:type="spellEnd"/>
+      <w:r>
+        <w:t>（</w:t>
+      </w:r>
+      <w:r>
+        <w:t>"it hits me with"</w:t>
+      </w:r>
+      <w:r>
+        <w:t>），</w:t>
+      </w:r>
+      <w:proofErr w:type="spellStart"/>
+      <w:r>
+        <w:t>帖主仍然不声称自己主动选择了</w:t>
+      </w:r>
+      <w:proofErr w:type="spellEnd"/>
+      <w:r>
+        <w:t xml:space="preserve"> AI</w:t>
+      </w:r>
+      <w:r>
+        <w:t>。</w:t>
+      </w:r>
+    </w:p>
+    <w:p>
+      <w:pPr>
+        <w:rPr>
+          <w:rFonts w:hint="eastAsia"/>
           <w:lang w:eastAsia="zh-CN"/>
         </w:rPr>
       </w:pPr>
@@ -456,6 +1928,602 @@
 <file path=word/numbering.xml><?xml version="1.0" encoding="utf-8"?>
 <w:numbering xmlns:wpc="http://schemas.microsoft.com/office/word/2010/wordprocessingCanvas" xmlns:cx="http://schemas.microsoft.com/office/drawing/2014/chartex" xmlns:cx1="http://schemas.microsoft.com/office/drawing/2015/9/8/chartex" xmlns:cx2="http://schemas.microsoft.com/office/drawing/2015/10/21/chartex" xmlns:cx3="http://schemas.microsoft.com/office/drawing/2016/5/9/chartex" xmlns:cx4="http://schemas.microsoft.com/office/drawing/2016/5/10/chartex" xmlns:cx5="http://schemas.microsoft.com/office/drawing/2016/5/11/chartex" xmlns:cx6="http://schemas.microsoft.com/office/drawing/2016/5/12/chartex" xmlns:cx7="http://schemas.microsoft.com/office/drawing/2016/5/13/chartex" xmlns:cx8="http://schemas.microsoft.com/office/drawing/2016/5/14/chartex" xmlns:mc="http://schemas.openxmlformats.org/markup-compatibility/2006" xmlns:aink="http://schemas.microsoft.com/office/drawing/2016/ink" xmlns:am3d="http://schemas.microsoft.com/office/drawing/2017/model3d" xmlns:o="urn:schemas-microsoft-com:office:office" xmlns:oel="http://schemas.microsoft.com/office/2019/extlst" xmlns:r="http://schemas.openxmlformats.org/officeDocument/2006/relationships" xmlns:m="http://schemas.openxmlformats.org/officeDocument/2006/math" xmlns:v="urn:schemas-microsoft-com:vml" xmlns:wp14="http://schemas.microsoft.com/office/word/2010/wordprocessingDrawing" xmlns:wp="http://schemas.openxmlformats.org/drawingml/2006/wordprocessingDrawing" xmlns:w10="urn:schemas-microsoft-com:office:word" xmlns:w="http://schemas.openxmlformats.org/wordprocessingml/2006/main" xmlns:w14="http://schemas.microsoft.com/office/word/2010/wordml" xmlns:w15="http://schemas.microsoft.com/office/word/2012/wordml" xmlns:w16cex="http://schemas.microsoft.com/office/word/2018/wordml/cex" xmlns:w16cid="http://schemas.microsoft.com/office/word/2016/wordml/cid" xmlns:w16="http://schemas.microsoft.com/office/word/2018/wordml" xmlns:w16du="http://schemas.microsoft.com/office/word/2023/wordml/word16du" xmlns:w16sdtdh="http://schemas.microsoft.com/office/word/2020/wordml/sdtdatahash" xmlns:w16sdtfl="http://schemas.microsoft.com/office/word/2024/wordml/sdtformatlock" xmlns:w16se="http://schemas.microsoft.com/office/word/2015/wordml/symex" xmlns:wpg="http://schemas.microsoft.com/office/word/2010/wordprocessingGroup" xmlns:wpi="http://schemas.microsoft.com/office/word/2010/wordprocessingInk" xmlns:wne="http://schemas.microsoft.com/office/word/2006/wordml" xmlns:wps="http://schemas.microsoft.com/office/word/2010/wordprocessingShape" mc:Ignorable="w14 w15 w16se w16cid w16 w16cex w16sdtdh w16sdtfl w16du wp14">
   <w:abstractNum w:abstractNumId="0" w15:restartNumberingAfterBreak="0">
+    <w:nsid w:val="2C8E11C7"/>
+    <w:multiLevelType w:val="multilevel"/>
+    <w:tmpl w:val="75B083F6"/>
+    <w:lvl w:ilvl="0">
+      <w:start w:val="1"/>
+      <w:numFmt w:val="bullet"/>
+      <w:lvlText w:val=""/>
+      <w:lvlJc w:val="left"/>
+      <w:pPr>
+        <w:tabs>
+          <w:tab w:val="num" w:pos="720"/>
+        </w:tabs>
+        <w:ind w:left="720" w:hanging="360"/>
+      </w:pPr>
+      <w:rPr>
+        <w:rFonts w:ascii="Symbol" w:hAnsi="Symbol" w:hint="default"/>
+        <w:sz w:val="20"/>
+      </w:rPr>
+    </w:lvl>
+    <w:lvl w:ilvl="1" w:tentative="1">
+      <w:start w:val="1"/>
+      <w:numFmt w:val="bullet"/>
+      <w:lvlText w:val="o"/>
+      <w:lvlJc w:val="left"/>
+      <w:pPr>
+        <w:tabs>
+          <w:tab w:val="num" w:pos="1440"/>
+        </w:tabs>
+        <w:ind w:left="1440" w:hanging="360"/>
+      </w:pPr>
+      <w:rPr>
+        <w:rFonts w:ascii="Courier New" w:hAnsi="Courier New" w:hint="default"/>
+        <w:sz w:val="20"/>
+      </w:rPr>
+    </w:lvl>
+    <w:lvl w:ilvl="2" w:tentative="1">
+      <w:start w:val="1"/>
+      <w:numFmt w:val="bullet"/>
+      <w:lvlText w:val=""/>
+      <w:lvlJc w:val="left"/>
+      <w:pPr>
+        <w:tabs>
+          <w:tab w:val="num" w:pos="2160"/>
+        </w:tabs>
+        <w:ind w:left="2160" w:hanging="360"/>
+      </w:pPr>
+      <w:rPr>
+        <w:rFonts w:ascii="Wingdings" w:hAnsi="Wingdings" w:hint="default"/>
+        <w:sz w:val="20"/>
+      </w:rPr>
+    </w:lvl>
+    <w:lvl w:ilvl="3" w:tentative="1">
+      <w:start w:val="1"/>
+      <w:numFmt w:val="bullet"/>
+      <w:lvlText w:val=""/>
+      <w:lvlJc w:val="left"/>
+      <w:pPr>
+        <w:tabs>
+          <w:tab w:val="num" w:pos="2880"/>
+        </w:tabs>
+        <w:ind w:left="2880" w:hanging="360"/>
+      </w:pPr>
+      <w:rPr>
+        <w:rFonts w:ascii="Wingdings" w:hAnsi="Wingdings" w:hint="default"/>
+        <w:sz w:val="20"/>
+      </w:rPr>
+    </w:lvl>
+    <w:lvl w:ilvl="4" w:tentative="1">
+      <w:start w:val="1"/>
+      <w:numFmt w:val="bullet"/>
+      <w:lvlText w:val=""/>
+      <w:lvlJc w:val="left"/>
+      <w:pPr>
+        <w:tabs>
+          <w:tab w:val="num" w:pos="3600"/>
+        </w:tabs>
+        <w:ind w:left="3600" w:hanging="360"/>
+      </w:pPr>
+      <w:rPr>
+        <w:rFonts w:ascii="Wingdings" w:hAnsi="Wingdings" w:hint="default"/>
+        <w:sz w:val="20"/>
+      </w:rPr>
+    </w:lvl>
+    <w:lvl w:ilvl="5" w:tentative="1">
+      <w:start w:val="1"/>
+      <w:numFmt w:val="bullet"/>
+      <w:lvlText w:val=""/>
+      <w:lvlJc w:val="left"/>
+      <w:pPr>
+        <w:tabs>
+          <w:tab w:val="num" w:pos="4320"/>
+        </w:tabs>
+        <w:ind w:left="4320" w:hanging="360"/>
+      </w:pPr>
+      <w:rPr>
+        <w:rFonts w:ascii="Wingdings" w:hAnsi="Wingdings" w:hint="default"/>
+        <w:sz w:val="20"/>
+      </w:rPr>
+    </w:lvl>
+    <w:lvl w:ilvl="6" w:tentative="1">
+      <w:start w:val="1"/>
+      <w:numFmt w:val="bullet"/>
+      <w:lvlText w:val=""/>
+      <w:lvlJc w:val="left"/>
+      <w:pPr>
+        <w:tabs>
+          <w:tab w:val="num" w:pos="5040"/>
+        </w:tabs>
+        <w:ind w:left="5040" w:hanging="360"/>
+      </w:pPr>
+      <w:rPr>
+        <w:rFonts w:ascii="Wingdings" w:hAnsi="Wingdings" w:hint="default"/>
+        <w:sz w:val="20"/>
+      </w:rPr>
+    </w:lvl>
+    <w:lvl w:ilvl="7" w:tentative="1">
+      <w:start w:val="1"/>
+      <w:numFmt w:val="bullet"/>
+      <w:lvlText w:val=""/>
+      <w:lvlJc w:val="left"/>
+      <w:pPr>
+        <w:tabs>
+          <w:tab w:val="num" w:pos="5760"/>
+        </w:tabs>
+        <w:ind w:left="5760" w:hanging="360"/>
+      </w:pPr>
+      <w:rPr>
+        <w:rFonts w:ascii="Wingdings" w:hAnsi="Wingdings" w:hint="default"/>
+        <w:sz w:val="20"/>
+      </w:rPr>
+    </w:lvl>
+    <w:lvl w:ilvl="8" w:tentative="1">
+      <w:start w:val="1"/>
+      <w:numFmt w:val="bullet"/>
+      <w:lvlText w:val=""/>
+      <w:lvlJc w:val="left"/>
+      <w:pPr>
+        <w:tabs>
+          <w:tab w:val="num" w:pos="6480"/>
+        </w:tabs>
+        <w:ind w:left="6480" w:hanging="360"/>
+      </w:pPr>
+      <w:rPr>
+        <w:rFonts w:ascii="Wingdings" w:hAnsi="Wingdings" w:hint="default"/>
+        <w:sz w:val="20"/>
+      </w:rPr>
+    </w:lvl>
+  </w:abstractNum>
+  <w:abstractNum w:abstractNumId="1" w15:restartNumberingAfterBreak="0">
+    <w:nsid w:val="3C734BA1"/>
+    <w:multiLevelType w:val="multilevel"/>
+    <w:tmpl w:val="38E40ABA"/>
+    <w:lvl w:ilvl="0">
+      <w:start w:val="1"/>
+      <w:numFmt w:val="bullet"/>
+      <w:lvlText w:val=""/>
+      <w:lvlJc w:val="left"/>
+      <w:pPr>
+        <w:tabs>
+          <w:tab w:val="num" w:pos="720"/>
+        </w:tabs>
+        <w:ind w:left="720" w:hanging="360"/>
+      </w:pPr>
+      <w:rPr>
+        <w:rFonts w:ascii="Symbol" w:hAnsi="Symbol" w:hint="default"/>
+        <w:sz w:val="20"/>
+      </w:rPr>
+    </w:lvl>
+    <w:lvl w:ilvl="1" w:tentative="1">
+      <w:start w:val="1"/>
+      <w:numFmt w:val="bullet"/>
+      <w:lvlText w:val="o"/>
+      <w:lvlJc w:val="left"/>
+      <w:pPr>
+        <w:tabs>
+          <w:tab w:val="num" w:pos="1440"/>
+        </w:tabs>
+        <w:ind w:left="1440" w:hanging="360"/>
+      </w:pPr>
+      <w:rPr>
+        <w:rFonts w:ascii="Courier New" w:hAnsi="Courier New" w:hint="default"/>
+        <w:sz w:val="20"/>
+      </w:rPr>
+    </w:lvl>
+    <w:lvl w:ilvl="2" w:tentative="1">
+      <w:start w:val="1"/>
+      <w:numFmt w:val="bullet"/>
+      <w:lvlText w:val=""/>
+      <w:lvlJc w:val="left"/>
+      <w:pPr>
+        <w:tabs>
+          <w:tab w:val="num" w:pos="2160"/>
+        </w:tabs>
+        <w:ind w:left="2160" w:hanging="360"/>
+      </w:pPr>
+      <w:rPr>
+        <w:rFonts w:ascii="Wingdings" w:hAnsi="Wingdings" w:hint="default"/>
+        <w:sz w:val="20"/>
+      </w:rPr>
+    </w:lvl>
+    <w:lvl w:ilvl="3" w:tentative="1">
+      <w:start w:val="1"/>
+      <w:numFmt w:val="bullet"/>
+      <w:lvlText w:val=""/>
+      <w:lvlJc w:val="left"/>
+      <w:pPr>
+        <w:tabs>
+          <w:tab w:val="num" w:pos="2880"/>
+        </w:tabs>
+        <w:ind w:left="2880" w:hanging="360"/>
+      </w:pPr>
+      <w:rPr>
+        <w:rFonts w:ascii="Wingdings" w:hAnsi="Wingdings" w:hint="default"/>
+        <w:sz w:val="20"/>
+      </w:rPr>
+    </w:lvl>
+    <w:lvl w:ilvl="4" w:tentative="1">
+      <w:start w:val="1"/>
+      <w:numFmt w:val="bullet"/>
+      <w:lvlText w:val=""/>
+      <w:lvlJc w:val="left"/>
+      <w:pPr>
+        <w:tabs>
+          <w:tab w:val="num" w:pos="3600"/>
+        </w:tabs>
+        <w:ind w:left="3600" w:hanging="360"/>
+      </w:pPr>
+      <w:rPr>
+        <w:rFonts w:ascii="Wingdings" w:hAnsi="Wingdings" w:hint="default"/>
+        <w:sz w:val="20"/>
+      </w:rPr>
+    </w:lvl>
+    <w:lvl w:ilvl="5" w:tentative="1">
+      <w:start w:val="1"/>
+      <w:numFmt w:val="bullet"/>
+      <w:lvlText w:val=""/>
+      <w:lvlJc w:val="left"/>
+      <w:pPr>
+        <w:tabs>
+          <w:tab w:val="num" w:pos="4320"/>
+        </w:tabs>
+        <w:ind w:left="4320" w:hanging="360"/>
+      </w:pPr>
+      <w:rPr>
+        <w:rFonts w:ascii="Wingdings" w:hAnsi="Wingdings" w:hint="default"/>
+        <w:sz w:val="20"/>
+      </w:rPr>
+    </w:lvl>
+    <w:lvl w:ilvl="6" w:tentative="1">
+      <w:start w:val="1"/>
+      <w:numFmt w:val="bullet"/>
+      <w:lvlText w:val=""/>
+      <w:lvlJc w:val="left"/>
+      <w:pPr>
+        <w:tabs>
+          <w:tab w:val="num" w:pos="5040"/>
+        </w:tabs>
+        <w:ind w:left="5040" w:hanging="360"/>
+      </w:pPr>
+      <w:rPr>
+        <w:rFonts w:ascii="Wingdings" w:hAnsi="Wingdings" w:hint="default"/>
+        <w:sz w:val="20"/>
+      </w:rPr>
+    </w:lvl>
+    <w:lvl w:ilvl="7" w:tentative="1">
+      <w:start w:val="1"/>
+      <w:numFmt w:val="bullet"/>
+      <w:lvlText w:val=""/>
+      <w:lvlJc w:val="left"/>
+      <w:pPr>
+        <w:tabs>
+          <w:tab w:val="num" w:pos="5760"/>
+        </w:tabs>
+        <w:ind w:left="5760" w:hanging="360"/>
+      </w:pPr>
+      <w:rPr>
+        <w:rFonts w:ascii="Wingdings" w:hAnsi="Wingdings" w:hint="default"/>
+        <w:sz w:val="20"/>
+      </w:rPr>
+    </w:lvl>
+    <w:lvl w:ilvl="8" w:tentative="1">
+      <w:start w:val="1"/>
+      <w:numFmt w:val="bullet"/>
+      <w:lvlText w:val=""/>
+      <w:lvlJc w:val="left"/>
+      <w:pPr>
+        <w:tabs>
+          <w:tab w:val="num" w:pos="6480"/>
+        </w:tabs>
+        <w:ind w:left="6480" w:hanging="360"/>
+      </w:pPr>
+      <w:rPr>
+        <w:rFonts w:ascii="Wingdings" w:hAnsi="Wingdings" w:hint="default"/>
+        <w:sz w:val="20"/>
+      </w:rPr>
+    </w:lvl>
+  </w:abstractNum>
+  <w:abstractNum w:abstractNumId="2" w15:restartNumberingAfterBreak="0">
+    <w:nsid w:val="482B6FF1"/>
+    <w:multiLevelType w:val="multilevel"/>
+    <w:tmpl w:val="9068842A"/>
+    <w:lvl w:ilvl="0">
+      <w:start w:val="1"/>
+      <w:numFmt w:val="bullet"/>
+      <w:lvlText w:val=""/>
+      <w:lvlJc w:val="left"/>
+      <w:pPr>
+        <w:tabs>
+          <w:tab w:val="num" w:pos="720"/>
+        </w:tabs>
+        <w:ind w:left="720" w:hanging="360"/>
+      </w:pPr>
+      <w:rPr>
+        <w:rFonts w:ascii="Symbol" w:hAnsi="Symbol" w:hint="default"/>
+        <w:sz w:val="20"/>
+      </w:rPr>
+    </w:lvl>
+    <w:lvl w:ilvl="1" w:tentative="1">
+      <w:start w:val="1"/>
+      <w:numFmt w:val="bullet"/>
+      <w:lvlText w:val="o"/>
+      <w:lvlJc w:val="left"/>
+      <w:pPr>
+        <w:tabs>
+          <w:tab w:val="num" w:pos="1440"/>
+        </w:tabs>
+        <w:ind w:left="1440" w:hanging="360"/>
+      </w:pPr>
+      <w:rPr>
+        <w:rFonts w:ascii="Courier New" w:hAnsi="Courier New" w:hint="default"/>
+        <w:sz w:val="20"/>
+      </w:rPr>
+    </w:lvl>
+    <w:lvl w:ilvl="2" w:tentative="1">
+      <w:start w:val="1"/>
+      <w:numFmt w:val="bullet"/>
+      <w:lvlText w:val=""/>
+      <w:lvlJc w:val="left"/>
+      <w:pPr>
+        <w:tabs>
+          <w:tab w:val="num" w:pos="2160"/>
+        </w:tabs>
+        <w:ind w:left="2160" w:hanging="360"/>
+      </w:pPr>
+      <w:rPr>
+        <w:rFonts w:ascii="Wingdings" w:hAnsi="Wingdings" w:hint="default"/>
+        <w:sz w:val="20"/>
+      </w:rPr>
+    </w:lvl>
+    <w:lvl w:ilvl="3" w:tentative="1">
+      <w:start w:val="1"/>
+      <w:numFmt w:val="bullet"/>
+      <w:lvlText w:val=""/>
+      <w:lvlJc w:val="left"/>
+      <w:pPr>
+        <w:tabs>
+          <w:tab w:val="num" w:pos="2880"/>
+        </w:tabs>
+        <w:ind w:left="2880" w:hanging="360"/>
+      </w:pPr>
+      <w:rPr>
+        <w:rFonts w:ascii="Wingdings" w:hAnsi="Wingdings" w:hint="default"/>
+        <w:sz w:val="20"/>
+      </w:rPr>
+    </w:lvl>
+    <w:lvl w:ilvl="4" w:tentative="1">
+      <w:start w:val="1"/>
+      <w:numFmt w:val="bullet"/>
+      <w:lvlText w:val=""/>
+      <w:lvlJc w:val="left"/>
+      <w:pPr>
+        <w:tabs>
+          <w:tab w:val="num" w:pos="3600"/>
+        </w:tabs>
+        <w:ind w:left="3600" w:hanging="360"/>
+      </w:pPr>
+      <w:rPr>
+        <w:rFonts w:ascii="Wingdings" w:hAnsi="Wingdings" w:hint="default"/>
+        <w:sz w:val="20"/>
+      </w:rPr>
+    </w:lvl>
+    <w:lvl w:ilvl="5" w:tentative="1">
+      <w:start w:val="1"/>
+      <w:numFmt w:val="bullet"/>
+      <w:lvlText w:val=""/>
+      <w:lvlJc w:val="left"/>
+      <w:pPr>
+        <w:tabs>
+          <w:tab w:val="num" w:pos="4320"/>
+        </w:tabs>
+        <w:ind w:left="4320" w:hanging="360"/>
+      </w:pPr>
+      <w:rPr>
+        <w:rFonts w:ascii="Wingdings" w:hAnsi="Wingdings" w:hint="default"/>
+        <w:sz w:val="20"/>
+      </w:rPr>
+    </w:lvl>
+    <w:lvl w:ilvl="6" w:tentative="1">
+      <w:start w:val="1"/>
+      <w:numFmt w:val="bullet"/>
+      <w:lvlText w:val=""/>
+      <w:lvlJc w:val="left"/>
+      <w:pPr>
+        <w:tabs>
+          <w:tab w:val="num" w:pos="5040"/>
+        </w:tabs>
+        <w:ind w:left="5040" w:hanging="360"/>
+      </w:pPr>
+      <w:rPr>
+        <w:rFonts w:ascii="Wingdings" w:hAnsi="Wingdings" w:hint="default"/>
+        <w:sz w:val="20"/>
+      </w:rPr>
+    </w:lvl>
+    <w:lvl w:ilvl="7" w:tentative="1">
+      <w:start w:val="1"/>
+      <w:numFmt w:val="bullet"/>
+      <w:lvlText w:val=""/>
+      <w:lvlJc w:val="left"/>
+      <w:pPr>
+        <w:tabs>
+          <w:tab w:val="num" w:pos="5760"/>
+        </w:tabs>
+        <w:ind w:left="5760" w:hanging="360"/>
+      </w:pPr>
+      <w:rPr>
+        <w:rFonts w:ascii="Wingdings" w:hAnsi="Wingdings" w:hint="default"/>
+        <w:sz w:val="20"/>
+      </w:rPr>
+    </w:lvl>
+    <w:lvl w:ilvl="8" w:tentative="1">
+      <w:start w:val="1"/>
+      <w:numFmt w:val="bullet"/>
+      <w:lvlText w:val=""/>
+      <w:lvlJc w:val="left"/>
+      <w:pPr>
+        <w:tabs>
+          <w:tab w:val="num" w:pos="6480"/>
+        </w:tabs>
+        <w:ind w:left="6480" w:hanging="360"/>
+      </w:pPr>
+      <w:rPr>
+        <w:rFonts w:ascii="Wingdings" w:hAnsi="Wingdings" w:hint="default"/>
+        <w:sz w:val="20"/>
+      </w:rPr>
+    </w:lvl>
+  </w:abstractNum>
+  <w:abstractNum w:abstractNumId="3" w15:restartNumberingAfterBreak="0">
+    <w:nsid w:val="55556BA4"/>
+    <w:multiLevelType w:val="multilevel"/>
+    <w:tmpl w:val="7FC40D20"/>
+    <w:lvl w:ilvl="0">
+      <w:start w:val="1"/>
+      <w:numFmt w:val="bullet"/>
+      <w:lvlText w:val=""/>
+      <w:lvlJc w:val="left"/>
+      <w:pPr>
+        <w:tabs>
+          <w:tab w:val="num" w:pos="720"/>
+        </w:tabs>
+        <w:ind w:left="720" w:hanging="360"/>
+      </w:pPr>
+      <w:rPr>
+        <w:rFonts w:ascii="Symbol" w:hAnsi="Symbol" w:hint="default"/>
+        <w:sz w:val="20"/>
+      </w:rPr>
+    </w:lvl>
+    <w:lvl w:ilvl="1" w:tentative="1">
+      <w:start w:val="1"/>
+      <w:numFmt w:val="bullet"/>
+      <w:lvlText w:val="o"/>
+      <w:lvlJc w:val="left"/>
+      <w:pPr>
+        <w:tabs>
+          <w:tab w:val="num" w:pos="1440"/>
+        </w:tabs>
+        <w:ind w:left="1440" w:hanging="360"/>
+      </w:pPr>
+      <w:rPr>
+        <w:rFonts w:ascii="Courier New" w:hAnsi="Courier New" w:hint="default"/>
+        <w:sz w:val="20"/>
+      </w:rPr>
+    </w:lvl>
+    <w:lvl w:ilvl="2" w:tentative="1">
+      <w:start w:val="1"/>
+      <w:numFmt w:val="bullet"/>
+      <w:lvlText w:val=""/>
+      <w:lvlJc w:val="left"/>
+      <w:pPr>
+        <w:tabs>
+          <w:tab w:val="num" w:pos="2160"/>
+        </w:tabs>
+        <w:ind w:left="2160" w:hanging="360"/>
+      </w:pPr>
+      <w:rPr>
+        <w:rFonts w:ascii="Wingdings" w:hAnsi="Wingdings" w:hint="default"/>
+        <w:sz w:val="20"/>
+      </w:rPr>
+    </w:lvl>
+    <w:lvl w:ilvl="3" w:tentative="1">
+      <w:start w:val="1"/>
+      <w:numFmt w:val="bullet"/>
+      <w:lvlText w:val=""/>
+      <w:lvlJc w:val="left"/>
+      <w:pPr>
+        <w:tabs>
+          <w:tab w:val="num" w:pos="2880"/>
+        </w:tabs>
+        <w:ind w:left="2880" w:hanging="360"/>
+      </w:pPr>
+      <w:rPr>
+        <w:rFonts w:ascii="Wingdings" w:hAnsi="Wingdings" w:hint="default"/>
+        <w:sz w:val="20"/>
+      </w:rPr>
+    </w:lvl>
+    <w:lvl w:ilvl="4" w:tentative="1">
+      <w:start w:val="1"/>
+      <w:numFmt w:val="bullet"/>
+      <w:lvlText w:val=""/>
+      <w:lvlJc w:val="left"/>
+      <w:pPr>
+        <w:tabs>
+          <w:tab w:val="num" w:pos="3600"/>
+        </w:tabs>
+        <w:ind w:left="3600" w:hanging="360"/>
+      </w:pPr>
+      <w:rPr>
+        <w:rFonts w:ascii="Wingdings" w:hAnsi="Wingdings" w:hint="default"/>
+        <w:sz w:val="20"/>
+      </w:rPr>
+    </w:lvl>
+    <w:lvl w:ilvl="5" w:tentative="1">
+      <w:start w:val="1"/>
+      <w:numFmt w:val="bullet"/>
+      <w:lvlText w:val=""/>
+      <w:lvlJc w:val="left"/>
+      <w:pPr>
+        <w:tabs>
+          <w:tab w:val="num" w:pos="4320"/>
+        </w:tabs>
+        <w:ind w:left="4320" w:hanging="360"/>
+      </w:pPr>
+      <w:rPr>
+        <w:rFonts w:ascii="Wingdings" w:hAnsi="Wingdings" w:hint="default"/>
+        <w:sz w:val="20"/>
+      </w:rPr>
+    </w:lvl>
+    <w:lvl w:ilvl="6" w:tentative="1">
+      <w:start w:val="1"/>
+      <w:numFmt w:val="bullet"/>
+      <w:lvlText w:val=""/>
+      <w:lvlJc w:val="left"/>
+      <w:pPr>
+        <w:tabs>
+          <w:tab w:val="num" w:pos="5040"/>
+        </w:tabs>
+        <w:ind w:left="5040" w:hanging="360"/>
+      </w:pPr>
+      <w:rPr>
+        <w:rFonts w:ascii="Wingdings" w:hAnsi="Wingdings" w:hint="default"/>
+        <w:sz w:val="20"/>
+      </w:rPr>
+    </w:lvl>
+    <w:lvl w:ilvl="7" w:tentative="1">
+      <w:start w:val="1"/>
+      <w:numFmt w:val="bullet"/>
+      <w:lvlText w:val=""/>
+      <w:lvlJc w:val="left"/>
+      <w:pPr>
+        <w:tabs>
+          <w:tab w:val="num" w:pos="5760"/>
+        </w:tabs>
+        <w:ind w:left="5760" w:hanging="360"/>
+      </w:pPr>
+      <w:rPr>
+        <w:rFonts w:ascii="Wingdings" w:hAnsi="Wingdings" w:hint="default"/>
+        <w:sz w:val="20"/>
+      </w:rPr>
+    </w:lvl>
+    <w:lvl w:ilvl="8" w:tentative="1">
+      <w:start w:val="1"/>
+      <w:numFmt w:val="bullet"/>
+      <w:lvlText w:val=""/>
+      <w:lvlJc w:val="left"/>
+      <w:pPr>
+        <w:tabs>
+          <w:tab w:val="num" w:pos="6480"/>
+        </w:tabs>
+        <w:ind w:left="6480" w:hanging="360"/>
+      </w:pPr>
+      <w:rPr>
+        <w:rFonts w:ascii="Wingdings" w:hAnsi="Wingdings" w:hint="default"/>
+        <w:sz w:val="20"/>
+      </w:rPr>
+    </w:lvl>
+  </w:abstractNum>
+  <w:abstractNum w:abstractNumId="4" w15:restartNumberingAfterBreak="0">
     <w:nsid w:val="625070A7"/>
     <w:multiLevelType w:val="multilevel"/>
     <w:tmpl w:val="01A464B6"/>
@@ -604,8 +2672,136 @@
       </w:rPr>
     </w:lvl>
   </w:abstractNum>
+  <w:abstractNum w:abstractNumId="5" w15:restartNumberingAfterBreak="0">
+    <w:nsid w:val="701F371C"/>
+    <w:multiLevelType w:val="multilevel"/>
+    <w:tmpl w:val="6FF0DACE"/>
+    <w:lvl w:ilvl="0">
+      <w:start w:val="1"/>
+      <w:numFmt w:val="decimal"/>
+      <w:lvlText w:val="%1."/>
+      <w:lvlJc w:val="left"/>
+      <w:pPr>
+        <w:tabs>
+          <w:tab w:val="num" w:pos="720"/>
+        </w:tabs>
+        <w:ind w:left="720" w:hanging="360"/>
+      </w:pPr>
+    </w:lvl>
+    <w:lvl w:ilvl="1" w:tentative="1">
+      <w:start w:val="1"/>
+      <w:numFmt w:val="decimal"/>
+      <w:lvlText w:val="%2."/>
+      <w:lvlJc w:val="left"/>
+      <w:pPr>
+        <w:tabs>
+          <w:tab w:val="num" w:pos="1440"/>
+        </w:tabs>
+        <w:ind w:left="1440" w:hanging="360"/>
+      </w:pPr>
+    </w:lvl>
+    <w:lvl w:ilvl="2" w:tentative="1">
+      <w:start w:val="1"/>
+      <w:numFmt w:val="decimal"/>
+      <w:lvlText w:val="%3."/>
+      <w:lvlJc w:val="left"/>
+      <w:pPr>
+        <w:tabs>
+          <w:tab w:val="num" w:pos="2160"/>
+        </w:tabs>
+        <w:ind w:left="2160" w:hanging="360"/>
+      </w:pPr>
+    </w:lvl>
+    <w:lvl w:ilvl="3" w:tentative="1">
+      <w:start w:val="1"/>
+      <w:numFmt w:val="decimal"/>
+      <w:lvlText w:val="%4."/>
+      <w:lvlJc w:val="left"/>
+      <w:pPr>
+        <w:tabs>
+          <w:tab w:val="num" w:pos="2880"/>
+        </w:tabs>
+        <w:ind w:left="2880" w:hanging="360"/>
+      </w:pPr>
+    </w:lvl>
+    <w:lvl w:ilvl="4" w:tentative="1">
+      <w:start w:val="1"/>
+      <w:numFmt w:val="decimal"/>
+      <w:lvlText w:val="%5."/>
+      <w:lvlJc w:val="left"/>
+      <w:pPr>
+        <w:tabs>
+          <w:tab w:val="num" w:pos="3600"/>
+        </w:tabs>
+        <w:ind w:left="3600" w:hanging="360"/>
+      </w:pPr>
+    </w:lvl>
+    <w:lvl w:ilvl="5" w:tentative="1">
+      <w:start w:val="1"/>
+      <w:numFmt w:val="decimal"/>
+      <w:lvlText w:val="%6."/>
+      <w:lvlJc w:val="left"/>
+      <w:pPr>
+        <w:tabs>
+          <w:tab w:val="num" w:pos="4320"/>
+        </w:tabs>
+        <w:ind w:left="4320" w:hanging="360"/>
+      </w:pPr>
+    </w:lvl>
+    <w:lvl w:ilvl="6" w:tentative="1">
+      <w:start w:val="1"/>
+      <w:numFmt w:val="decimal"/>
+      <w:lvlText w:val="%7."/>
+      <w:lvlJc w:val="left"/>
+      <w:pPr>
+        <w:tabs>
+          <w:tab w:val="num" w:pos="5040"/>
+        </w:tabs>
+        <w:ind w:left="5040" w:hanging="360"/>
+      </w:pPr>
+    </w:lvl>
+    <w:lvl w:ilvl="7" w:tentative="1">
+      <w:start w:val="1"/>
+      <w:numFmt w:val="decimal"/>
+      <w:lvlText w:val="%8."/>
+      <w:lvlJc w:val="left"/>
+      <w:pPr>
+        <w:tabs>
+          <w:tab w:val="num" w:pos="5760"/>
+        </w:tabs>
+        <w:ind w:left="5760" w:hanging="360"/>
+      </w:pPr>
+    </w:lvl>
+    <w:lvl w:ilvl="8" w:tentative="1">
+      <w:start w:val="1"/>
+      <w:numFmt w:val="decimal"/>
+      <w:lvlText w:val="%9."/>
+      <w:lvlJc w:val="left"/>
+      <w:pPr>
+        <w:tabs>
+          <w:tab w:val="num" w:pos="6480"/>
+        </w:tabs>
+        <w:ind w:left="6480" w:hanging="360"/>
+      </w:pPr>
+    </w:lvl>
+  </w:abstractNum>
   <w:num w:numId="1" w16cid:durableId="430247843">
+    <w:abstractNumId w:val="4"/>
+  </w:num>
+  <w:num w:numId="2" w16cid:durableId="1500076058">
+    <w:abstractNumId w:val="2"/>
+  </w:num>
+  <w:num w:numId="3" w16cid:durableId="252015047">
     <w:abstractNumId w:val="0"/>
+  </w:num>
+  <w:num w:numId="4" w16cid:durableId="2028755205">
+    <w:abstractNumId w:val="1"/>
+  </w:num>
+  <w:num w:numId="5" w16cid:durableId="1904372042">
+    <w:abstractNumId w:val="3"/>
+  </w:num>
+  <w:num w:numId="6" w16cid:durableId="2125809584">
+    <w:abstractNumId w:val="5"/>
   </w:num>
 </w:numbering>
 </file>
@@ -1217,7 +3413,6 @@
   <w:style w:type="character" w:default="1" w:styleId="a0">
     <w:name w:val="Default Paragraph Font"/>
     <w:uiPriority w:val="1"/>
-    <w:semiHidden/>
     <w:unhideWhenUsed/>
   </w:style>
   <w:style w:type="table" w:default="1" w:styleId="a1">
@@ -1671,6 +3866,20 @@
     <w:pPr>
       <w:outlineLvl w:val="9"/>
     </w:pPr>
+  </w:style>
+  <w:style w:type="paragraph" w:customStyle="1" w:styleId="font-claude-response-body">
+    <w:name w:val="font-claude-response-body"/>
+    <w:basedOn w:val="a"/>
+    <w:rsid w:val="000D10D1"/>
+    <w:pPr>
+      <w:spacing w:before="100" w:beforeAutospacing="1" w:after="100" w:afterAutospacing="1" w:line="240" w:lineRule="auto"/>
+    </w:pPr>
+    <w:rPr>
+      <w:rFonts w:ascii="Times New Roman" w:eastAsia="Times New Roman" w:hAnsi="Times New Roman" w:cs="Times New Roman"/>
+      <w:sz w:val="24"/>
+      <w:szCs w:val="24"/>
+      <w:lang w:eastAsia="zh-CN"/>
+    </w:rPr>
   </w:style>
 </w:styles>
 </file>
